--- a/Frontend/document/PrivacyPolicy.docx
+++ b/Frontend/document/PrivacyPolicy.docx
@@ -135,7 +135,7 @@
         <w:ind w:left="340" w:hanging="142"/>
       </w:pPr>
       <w:r>
-        <w:t>При аналитике после отдельного разрешения Яндекс.Метрика может получать сведения о посещённых страницах, действиях и кликах, технические идентификаторы, данные браузера и устройства, а также данные просмотра сеансов (Webvisor).</w:t>
+        <w:t>При аналитике после отдельного разрешения Яндекс.Метрика и Google Analytics могут получать сведения о посещённых страницах, действиях и кликах, технические идентификаторы, данные браузера и устройства. Яндекс.Метрика также может записывать просмотр сеансов (Webvisor) и карту кликов. Адрес страницы передаётся без hash; на странице восстановления пароля параметры запроса не передаются. Не вводите в формы и чат пароли и иные избыточные чувствительные данные.</w:t>
       </w:r>
     </w:p>
     <w:p>
@@ -204,7 +204,7 @@
         <w:ind w:left="340" w:hanging="142"/>
       </w:pPr>
       <w:r>
-        <w:t>Измерение посещаемости и улучшение интерфейса с помощью Яндекс.Метрики — только после отдельного согласия на аналитические cookie. Отказ не препятствует регистрации и использованию основных функций.</w:t>
+        <w:t>Измерение посещаемости и улучшение интерфейса с помощью Яндекс.Метрики и Google Analytics (GA4) — только после отдельного согласия на аналитические cookie. Отказ не препятствует регистрации и использованию основных функций.</w:t>
       </w:r>
     </w:p>
     <w:p>
@@ -263,7 +263,7 @@
         <w:ind w:left="340" w:hanging="142"/>
       </w:pPr>
       <w:r>
-        <w:t>Яндекс.Метрика — получает аналитические сведения, включая данные просмотра сеансов и кликов, только если пользователь разрешил аналитику. Метрика загружается после сохранения такого выбора.</w:t>
+        <w:t>Яндекс.Метрика (ООО «Яндекс», Россия) — получает аналитические сведения, включая данные просмотра сеансов (Webvisor) и кликов, только если пользователь разрешил аналитику. Скрипт Метрики загружается после сохранения такого выбора. Выбор можно изменить или отозвать в любой момент в настройках cookie на сайте: после отзыва аналитические скрипты не подключаются заново, а cookie Google Analytics удаляются.</w:t>
       </w:r>
     </w:p>
     <w:p>
@@ -272,7 +272,7 @@
         <w:ind w:left="340" w:hanging="142"/>
       </w:pPr>
       <w:r>
-        <w:t>Google Fonts — сайт запрашивает шрифт у fonts.googleapis.com и fonts.gstatic.com. В текущей версии сайта этот запрос выполняется до выбора cookie; Google может получить IP-адрес, сведения запроса браузера и адрес страницы/источник запроса. Инфраструктура Google может находиться за пределами России; конкретный маршрут и страна обработки зависят от инфраструктуры поставщика.</w:t>
+        <w:t>Google Analytics (GA4, Google LLC, США) — подключается только после отдельного согласия на аналитику: скрипт gtag.js загружается с www.googletagmanager.com, а события отправляются на серверы *.google-analytics.com. Google получает сведения о просмотре страниц (адрес без hash, а на странице восстановления пароля — без параметров запроса), тип устройства и браузера, приблизительный регион, источник перехода и cookie-идентификаторы _ga/_gid. В GA4 включена анонимизация IP-адреса. Инфраструктура Google LLC находится за пределами России (США), поэтому это трансграничная передача; условия обработки определяются документами Google LLC.</w:t>
       </w:r>
     </w:p>
     <w:p>
@@ -312,7 +312,7 @@
         <w:jc w:val="both"/>
       </w:pPr>
       <w:r>
-        <w:t>Основная база пользователей и файлы растений размещаются на сервере Оператора в России. Сайт размещён у REG.RU. При использовании сторонних сервисов, в частности Google Fonts, запросы могут обрабатываться инфраструктурой за пределами Российской Федерации. Перед фактической трансграничной передачей Оператор должен самостоятельно проверить применимые требования законодательства, сведения о странах и получателях и выполнить необходимые уведомления и иные процедуры. Одного упоминания передачи в этой Политике недостаточно для подтверждения её законности.</w:t>
+        <w:t>Основная база пользователей и файлы растений размещаются на сервере Оператора в России. Сайт размещён у REG.RU. При включённой пользователем аналитике данные о посещении могут передаваться Google LLC (США) через Google Analytics — это трансграничная передача; Яндекс.Метрика обрабатывает данные в России. Перед фактической трансграничной передачей Оператор должен самостоятельно проверить применимые требования законодательства, сведения о странах и получателях и выполнить необходимые уведомления и иные процедуры. Одного упоминания передачи в этой Политике недостаточно для подтверждения её законности.</w:t>
       </w:r>
     </w:p>
     <w:p>
@@ -335,7 +335,7 @@
         <w:jc w:val="both"/>
       </w:pPr>
       <w:r>
-        <w:t>Технические cookie и иные необходимые механизмы браузера используются для входа, безопасности и сохранения технических настроек. Выбор аналитических cookie запрашивается отдельно в окне настроек; Яндекс.Метрика запускается после согласия. Настройки интерфейса могут сохраняться в локальном хранилище браузера. Google Fonts загружается до выбора cookie, как указано в разделе 4.</w:t>
+        <w:t>Технические cookie и иные необходимые механизмы браузера используются для входа, безопасности и сохранения технических настроек. Выбор аналитических cookie запрашивается отдельно в окне настроек; Яндекс.Метрика и Google Analytics запускаются только после согласия, а выбор можно изменить или отозвать в настройках cookie на сайте. Настройки интерфейса могут сохраняться в локальном хранилище браузера. Шрифты «Лейки» размещаются на собственном сервере и не запрашиваются у Google Fonts.</w:t>
       </w:r>
     </w:p>
     <w:p>
@@ -358,7 +358,7 @@
         <w:jc w:val="both"/>
       </w:pPr>
       <w:r>
-        <w:t>Данные хранятся не дольше, чем этого требуют заявленные цели обработки и обязательные требования законодательства. Данные аккаунта и пользовательский контент используются, пока аккаунт и соответствующие функции нужны пользователю; по запросу о прекращении обработки или удалении Оператор рассматривает обращение и удаляет либо обезличивает данные, если их дальнейшее хранение не требуется по закону или для защиты прав. Пользователь может отдельно очистить историю чата средствами Сервиса. Сведения, которые требуется хранить для подтверждения согласий или исполнения закона, сохраняются в необходимом объёме и сроке.</w:t>
+        <w:t>Данные хранятся не дольше, чем этого требуют заявленные цели обработки и обязательные требования законодательства. Данные аккаунта и пользовательский контент используются, пока аккаунт и соответствующие функции нужны пользователю; по запросу о прекращении обработки или удалении Оператор рассматривает обращение и удаляет либо обезличивает данные, если их дальнейшее хранение не требуется по закону или для защиты прав. Пользователь может отдельно очистить историю чата средствами Сервиса. Сведения, которые требуется хранить для подтверждения согласий или исполнения закона, сохраняются в необходимом объёме и сроке. Пользователь может самостоятельно скачать свои данные (JSON) и удалить аккаунт в разделе настроек профиля; удаление аккаунта необратимо. При удалении аккаунта удаляются профиль, растения и их фотографии, записи полива, история чата, уведомления, push-подписки, passkey и записи согласий. Обезличенные технические записи (журналы ИИ-советов и статистики посещаемости) сохраняются без привязки к аккаунту.</w:t>
       </w:r>
     </w:p>
     <w:p>
@@ -389,7 +389,7 @@
         <w:jc w:val="both"/>
       </w:pPr>
       <w:r>
-        <w:t>Пользователь вправе запросить сведения об обработке, потребовать уточнения, блокирования или удаления данных в предусмотренных законом случаях, отозвать согласие и обратиться с жалобой в уполномоченный орган. Для обращения напишите на yvan03@bk.ru с темой «Персональные данные». В запросе укажите адрес аккаунта и суть требования; не отправляйте пароль. Оператор может запросить сведения, необходимые для проверки личности заявителя.</w:t>
+        <w:t>Пользователь вправе запросить сведения об обработке, потребовать уточнения, блокирования или удаления данных в предусмотренных законом случаях, отозвать согласие и обратиться с жалобой в уполномоченный орган. Для обращения напишите на yvan03@bk.ru с темой «Персональные данные». В запросе укажите адрес аккаунта и суть требования; не отправляйте пароль. Оператор может запросить сведения, необходимые для проверки личности заявителя. Скачать данные и удалить аккаунт можно также самостоятельно в настройках профиля на сайте.</w:t>
       </w:r>
     </w:p>
     <w:p>
@@ -428,7 +428,7 @@
         <w:jc w:val="both"/>
       </w:pPr>
       <w:r>
-        <w:t>Политика действует с 06 октября 2026 года, версия 2.0. Изменения публикуются на сайте. Если изменение затрагивает обработку, для которой требуется новое согласие, Оператор должен запросить его отдельно до такой обработки.</w:t>
+        <w:t>Политика действует с 20 октября 2026 года, версия 2.1. Изменения публикуются на сайте. Если изменение затрагивает обработку, для которой требуется новое согласие, Оператор должен запросить его отдельно до такой обработки.</w:t>
       </w:r>
     </w:p>
     <w:p>
